--- a/klagomål/A 47129-2025 FSC-klagomål.docx
+++ b/klagomål/A 47129-2025 FSC-klagomål.docx
@@ -1361,7 +1361,7 @@
     <w:r>
       <w:tab/>
       <w:tab/>
-      <w:t>2026-09-14</w:t>
+      <w:t>2026-09-15</w:t>
       <w:br/>
       <w:br/>
     </w:r>

--- a/klagomål/A 47129-2025 FSC-klagomål.docx
+++ b/klagomål/A 47129-2025 FSC-klagomål.docx
@@ -1361,7 +1361,7 @@
     <w:r>
       <w:tab/>
       <w:tab/>
-      <w:t>2026-09-15</w:t>
+      <w:t>2026-09-16</w:t>
       <w:br/>
       <w:br/>
     </w:r>

--- a/klagomål/A 47129-2025 FSC-klagomål.docx
+++ b/klagomål/A 47129-2025 FSC-klagomål.docx
@@ -1361,7 +1361,7 @@
     <w:r>
       <w:tab/>
       <w:tab/>
-      <w:t>2026-09-16</w:t>
+      <w:t>2026-09-17</w:t>
       <w:br/>
       <w:br/>
     </w:r>

--- a/klagomål/A 47129-2025 FSC-klagomål.docx
+++ b/klagomål/A 47129-2025 FSC-klagomål.docx
@@ -1361,7 +1361,7 @@
     <w:r>
       <w:tab/>
       <w:tab/>
-      <w:t>2026-09-17</w:t>
+      <w:t>2026-09-18</w:t>
       <w:br/>
       <w:br/>
     </w:r>

--- a/klagomål/A 47129-2025 FSC-klagomål.docx
+++ b/klagomål/A 47129-2025 FSC-klagomål.docx
@@ -1361,7 +1361,7 @@
     <w:r>
       <w:tab/>
       <w:tab/>
-      <w:t>2026-09-18</w:t>
+      <w:t>2026-09-19</w:t>
       <w:br/>
       <w:br/>
     </w:r>

--- a/klagomål/A 47129-2025 FSC-klagomål.docx
+++ b/klagomål/A 47129-2025 FSC-klagomål.docx
@@ -1361,7 +1361,7 @@
     <w:r>
       <w:tab/>
       <w:tab/>
-      <w:t>2026-09-19</w:t>
+      <w:t>2026-09-21</w:t>
       <w:br/>
       <w:br/>
     </w:r>

--- a/klagomål/A 47129-2025 FSC-klagomål.docx
+++ b/klagomål/A 47129-2025 FSC-klagomål.docx
@@ -1361,7 +1361,7 @@
     <w:r>
       <w:tab/>
       <w:tab/>
-      <w:t>2026-09-21</w:t>
+      <w:t>2026-09-23</w:t>
       <w:br/>
       <w:br/>
     </w:r>

--- a/klagomål/A 47129-2025 FSC-klagomål.docx
+++ b/klagomål/A 47129-2025 FSC-klagomål.docx
@@ -1361,7 +1361,7 @@
     <w:r>
       <w:tab/>
       <w:tab/>
-      <w:t>2026-09-23</w:t>
+      <w:t>2026-09-24</w:t>
       <w:br/>
       <w:br/>
     </w:r>

--- a/klagomål/A 47129-2025 FSC-klagomål.docx
+++ b/klagomål/A 47129-2025 FSC-klagomål.docx
@@ -1361,7 +1361,7 @@
     <w:r>
       <w:tab/>
       <w:tab/>
-      <w:t>2026-09-24</w:t>
+      <w:t>2026-09-25</w:t>
       <w:br/>
       <w:br/>
     </w:r>

--- a/klagomål/A 47129-2025 FSC-klagomål.docx
+++ b/klagomål/A 47129-2025 FSC-klagomål.docx
@@ -1361,7 +1361,7 @@
     <w:r>
       <w:tab/>
       <w:tab/>
-      <w:t>2026-09-25</w:t>
+      <w:t>2026-09-26</w:t>
       <w:br/>
       <w:br/>
     </w:r>

--- a/klagomål/A 47129-2025 FSC-klagomål.docx
+++ b/klagomål/A 47129-2025 FSC-klagomål.docx
@@ -1361,7 +1361,7 @@
     <w:r>
       <w:tab/>
       <w:tab/>
-      <w:t>2026-09-26</w:t>
+      <w:t>2026-09-27</w:t>
       <w:br/>
       <w:br/>
     </w:r>

--- a/klagomål/A 47129-2025 FSC-klagomål.docx
+++ b/klagomål/A 47129-2025 FSC-klagomål.docx
@@ -1361,7 +1361,7 @@
     <w:r>
       <w:tab/>
       <w:tab/>
-      <w:t>2026-09-27</w:t>
+      <w:t>2026-09-28</w:t>
       <w:br/>
       <w:br/>
     </w:r>

--- a/klagomål/A 47129-2025 FSC-klagomål.docx
+++ b/klagomål/A 47129-2025 FSC-klagomål.docx
@@ -1361,7 +1361,7 @@
     <w:r>
       <w:tab/>
       <w:tab/>
-      <w:t>2026-09-28</w:t>
+      <w:t>2026-09-29</w:t>
       <w:br/>
       <w:br/>
     </w:r>

--- a/klagomål/A 47129-2025 FSC-klagomål.docx
+++ b/klagomål/A 47129-2025 FSC-klagomål.docx
@@ -1361,7 +1361,7 @@
     <w:r>
       <w:tab/>
       <w:tab/>
-      <w:t>2026-09-29</w:t>
+      <w:t>2026-09-30</w:t>
       <w:br/>
       <w:br/>
     </w:r>

--- a/klagomål/A 47129-2025 FSC-klagomål.docx
+++ b/klagomål/A 47129-2025 FSC-klagomål.docx
@@ -1361,7 +1361,7 @@
     <w:r>
       <w:tab/>
       <w:tab/>
-      <w:t>2026-09-30</w:t>
+      <w:t>2026-10-01</w:t>
       <w:br/>
       <w:br/>
     </w:r>

--- a/klagomål/A 47129-2025 FSC-klagomål.docx
+++ b/klagomål/A 47129-2025 FSC-klagomål.docx
@@ -1361,7 +1361,7 @@
     <w:r>
       <w:tab/>
       <w:tab/>
-      <w:t>2026-10-01</w:t>
+      <w:t>2026-10-02</w:t>
       <w:br/>
       <w:br/>
     </w:r>

--- a/klagomål/A 47129-2025 FSC-klagomål.docx
+++ b/klagomål/A 47129-2025 FSC-klagomål.docx
@@ -1361,7 +1361,7 @@
     <w:r>
       <w:tab/>
       <w:tab/>
-      <w:t>2026-10-02</w:t>
+      <w:t>2026-10-03</w:t>
       <w:br/>
       <w:br/>
     </w:r>

--- a/klagomål/A 47129-2025 FSC-klagomål.docx
+++ b/klagomål/A 47129-2025 FSC-klagomål.docx
@@ -1361,7 +1361,7 @@
     <w:r>
       <w:tab/>
       <w:tab/>
-      <w:t>2026-10-03</w:t>
+      <w:t>2026-10-04</w:t>
       <w:br/>
       <w:br/>
     </w:r>

--- a/klagomål/A 47129-2025 FSC-klagomål.docx
+++ b/klagomål/A 47129-2025 FSC-klagomål.docx
@@ -1361,7 +1361,7 @@
     <w:r>
       <w:tab/>
       <w:tab/>
-      <w:t>2026-10-04</w:t>
+      <w:t>2026-10-05</w:t>
       <w:br/>
       <w:br/>
     </w:r>

--- a/klagomål/A 47129-2025 FSC-klagomål.docx
+++ b/klagomål/A 47129-2025 FSC-klagomål.docx
@@ -1361,7 +1361,7 @@
     <w:r>
       <w:tab/>
       <w:tab/>
-      <w:t>2026-10-05</w:t>
+      <w:t>2026-10-06</w:t>
       <w:br/>
       <w:br/>
     </w:r>

--- a/klagomål/A 47129-2025 FSC-klagomål.docx
+++ b/klagomål/A 47129-2025 FSC-klagomål.docx
@@ -1361,7 +1361,7 @@
     <w:r>
       <w:tab/>
       <w:tab/>
-      <w:t>2026-10-06</w:t>
+      <w:t>2026-10-07</w:t>
       <w:br/>
       <w:br/>
     </w:r>

--- a/klagomål/A 47129-2025 FSC-klagomål.docx
+++ b/klagomål/A 47129-2025 FSC-klagomål.docx
@@ -1361,7 +1361,7 @@
     <w:r>
       <w:tab/>
       <w:tab/>
-      <w:t>2026-10-07</w:t>
+      <w:t>2026-10-08</w:t>
       <w:br/>
       <w:br/>
     </w:r>

--- a/klagomål/A 47129-2025 FSC-klagomål.docx
+++ b/klagomål/A 47129-2025 FSC-klagomål.docx
@@ -1361,7 +1361,7 @@
     <w:r>
       <w:tab/>
       <w:tab/>
-      <w:t>2026-10-08</w:t>
+      <w:t>2026-10-09</w:t>
       <w:br/>
       <w:br/>
     </w:r>

--- a/klagomål/A 47129-2025 FSC-klagomål.docx
+++ b/klagomål/A 47129-2025 FSC-klagomål.docx
@@ -1361,7 +1361,7 @@
     <w:r>
       <w:tab/>
       <w:tab/>
-      <w:t>2026-10-09</w:t>
+      <w:t>2026-10-10</w:t>
       <w:br/>
       <w:br/>
     </w:r>

--- a/klagomål/A 47129-2025 FSC-klagomål.docx
+++ b/klagomål/A 47129-2025 FSC-klagomål.docx
@@ -1361,7 +1361,7 @@
     <w:r>
       <w:tab/>
       <w:tab/>
-      <w:t>2026-10-10</w:t>
+      <w:t>2026-10-11</w:t>
       <w:br/>
       <w:br/>
     </w:r>

--- a/klagomål/A 47129-2025 FSC-klagomål.docx
+++ b/klagomål/A 47129-2025 FSC-klagomål.docx
@@ -1361,7 +1361,7 @@
     <w:r>
       <w:tab/>
       <w:tab/>
-      <w:t>2026-10-11</w:t>
+      <w:t>2026-10-12</w:t>
       <w:br/>
       <w:br/>
     </w:r>

--- a/klagomål/A 47129-2025 FSC-klagomål.docx
+++ b/klagomål/A 47129-2025 FSC-klagomål.docx
@@ -178,7 +178,7 @@
       <w:r>
         <w:drawing>
           <wp:inline xmlns:a="http://schemas.openxmlformats.org/drawingml/2006/main" xmlns:pic="http://schemas.openxmlformats.org/drawingml/2006/picture">
-            <wp:extent cx="5486400" cy="2963787"/>
+            <wp:extent cx="5486400" cy="3082565"/>
             <wp:docPr id="1" name="Picture 1"/>
             <wp:cNvGraphicFramePr>
               <a:graphicFrameLocks noChangeAspect="1"/>
@@ -199,7 +199,7 @@
                   <pic:spPr>
                     <a:xfrm>
                       <a:off x="0" y="0"/>
-                      <a:ext cx="5486400" cy="2963787"/>
+                      <a:ext cx="5486400" cy="3082565"/>
                     </a:xfrm>
                     <a:prstGeom prst="rect"/>
                   </pic:spPr>
@@ -216,12 +216,12 @@
         <w:spacing w:after="240"/>
       </w:pPr>
       <w:r>
-        <w:t>Figur 1. Fyndplatser för naturvårdsarter i och inom 23 meter från avverkningsanmälan. Markörer utan svart kant är placerade på fyndplatsen. Markörer med svart kant är placerade vid sidan av fyndplatsen och har ett svart streck som visar fyndplatsens exakta position. Kartans mittpunktskoordinat är N 6919150, E 608784 i SWEREF 99 TM.</w:t>
+        <w:t>Figur 1. Fyndplatser för naturvårdsarter i och inom 25 meter från avverkningsanmälan. Markörer utan svart kant är placerade på fyndplatsen. Markörer med svart kant är placerade vid sidan av fyndplatsen och har ett svart streck som visar fyndplatsens exakta position. Kartans mittpunktskoordinat är N 6919150, E 608784 i SWEREF 99 TM.</w:t>
       </w:r>
     </w:p>
     <w:p>
       <w:r>
-        <w:t>I och inom 23 meter från avverkningsanmälan finns fynd av 5 naturvårdsarter, varav 3 är rödlistade, 3 är fridlysta, 4 är typiska (T) och 1 är signalart (S): knärot (VU, T, §8), lädervaxing (NT), tretåig hackspett (NT, T, §4), grönpyrola (S, T) och järpe (T, §4). Se Figur 1.</w:t>
+        <w:t>I och inom 25 meter från avverkningsanmälan finns fynd av 7 naturvårdsarter, varav 4 är rödlistade, 4 är fridlysta, 6 är typiska (T) och 1 är signalart (S): knärot (VU, T, §8), lädervaxing (NT), tretåig hackspett (NT, T, §4), ullticka (NT, T), grönpyrola (S, T), gråsiska (T, §4) och järpe (T, §4). Se Figur 1.</w:t>
       </w:r>
     </w:p>
     <w:p>
@@ -296,7 +296,7 @@
     </w:p>
     <w:p>
       <w:r>
-        <w:t>I det avverkningsanmälda området finns 5 fyndplatser för knärot registrerade på Artportalen. Figur 2 visar gränserna för buffertzoner på 50 m, som behöver lämnas kring fyndplatserna för att knärotslokalerna inte ska försvinna vid en avverkning. Av det avverkningsanmälda området överlappar 0.66 ha med buffertzonerna och får av detta skäl inte avverkas.</w:t>
+        <w:t>I det avverkningsanmälda området finns 5 fyndplatser för knärot registrerade på Artportalen. Figur 2 visar gränserna för buffertzoner på 50 m, som behöver lämnas kring fyndplatserna för att knärotslokalerna inte ska försvinna vid en avverkning. Av det avverkningsanmälda området överlappar 0.72 ha med buffertzonerna och får av detta skäl inte avverkas.</w:t>
       </w:r>
     </w:p>
     <w:p>
@@ -381,6 +381,62 @@
         <w:rPr>
           <w:b/>
         </w:rPr>
+        <w:t>Ullticka (NT)</w:t>
+      </w:r>
+      <w:r>
+        <w:t xml:space="preserve"> är knuten till restbestånd av barrnaturskog och förekommer med ett tydligt optimum i orörda eller måttligt påverkade gamla granskogar där det föreligger viss kontinuitet av grov död ved. Ullticka är en bra signalart inom hela sitt utbredningsområde och i södra Sverige är den sällsynt och en god signalart för skyddsvärda granskogsmiljöer. Den hotas av avverkning och fragmentering av naturskog och äldre granskog med lång trädkontinuitet. På ullticka kan ibland ulltickeporing (VU) påträffas - det är en sällsynt ticka som nyligen delats upp i de tre olika arterna ulltickeporing </w:t>
+      </w:r>
+      <w:r>
+        <w:rPr>
+          <w:i/>
+        </w:rPr>
+        <w:t xml:space="preserve">Skeletocutis brevispora </w:t>
+      </w:r>
+      <w:r>
+        <w:t>(VU)</w:t>
+      </w:r>
+      <w:r>
+        <w:rPr>
+          <w:i/>
+        </w:rPr>
+        <w:t>, Skeletocutis delicata</w:t>
+      </w:r>
+      <w:r>
+        <w:t xml:space="preserve"> (VU)</w:t>
+      </w:r>
+      <w:r>
+        <w:rPr>
+          <w:i/>
+        </w:rPr>
+        <w:t xml:space="preserve"> och Skeletocutis exilis</w:t>
+      </w:r>
+      <w:r>
+        <w:t xml:space="preserve"> (NT). Ullticka är typisk art för </w:t>
+      </w:r>
+      <w:r>
+        <w:rPr>
+          <w:i/>
+        </w:rPr>
+        <w:t xml:space="preserve">9010 Taiga, 9050 Näringsrik granskog </w:t>
+      </w:r>
+      <w:r>
+        <w:t xml:space="preserve">och </w:t>
+      </w:r>
+      <w:r>
+        <w:rPr>
+          <w:i/>
+        </w:rPr>
+        <w:t>9030 Landhöjningsskog</w:t>
+      </w:r>
+      <w:r>
+        <w:t xml:space="preserve"> (SLU Artdatabanken, 2026; Nitare &amp; Skogsstyrelsen, 2019; Miettinen &amp; Niemelä, 2018).</w:t>
+      </w:r>
+    </w:p>
+    <w:p>
+      <w:r>
+        <w:rPr>
+          <w:b/>
+        </w:rPr>
         <w:t xml:space="preserve">Grönpyrola </w:t>
       </w:r>
       <w:r>
@@ -403,6 +459,26 @@
       </w:r>
       <w:r>
         <w:t>(Nitare &amp; Skogsstyrelsen, 2019; SLU Artdatabanken, 2025).</w:t>
+      </w:r>
+    </w:p>
+    <w:p>
+      <w:r>
+        <w:rPr>
+          <w:b/>
+        </w:rPr>
+        <w:t>Gråsiska (§4)</w:t>
+      </w:r>
+      <w:r>
+        <w:t xml:space="preserve"> häckar i barr- och blandskog samt i fjällbjörkskog, stundom även i fjällregionens videbälte. Gråsiska är typisk art för </w:t>
+      </w:r>
+      <w:r>
+        <w:rPr>
+          <w:i/>
+        </w:rPr>
+        <w:t xml:space="preserve">9040 Fjällbjörkskog </w:t>
+      </w:r>
+      <w:r>
+        <w:t>(SLU Artdatabanken, 2025).</w:t>
       </w:r>
     </w:p>
     <w:p>
@@ -540,7 +616,7 @@
         <w:rPr>
           <w:i/>
         </w:rPr>
-        <w:t>I det avverkningsanmälda skogsområdet har 5 naturvårdsarter varav 3 rödlistade arter sina livsmiljöer och växtplatser.</w:t>
+        <w:t>I det avverkningsanmälda skogsområdet har 7 naturvårdsarter varav 4 rödlistade arter sina livsmiljöer och växtplatser.</w:t>
       </w:r>
     </w:p>
     <w:p>
@@ -1361,7 +1437,7 @@
     <w:r>
       <w:tab/>
       <w:tab/>
-      <w:t>2026-10-12</w:t>
+      <w:t>2026-10-13</w:t>
       <w:br/>
       <w:br/>
     </w:r>

--- a/klagomål/A 47129-2025 FSC-klagomål.docx
+++ b/klagomål/A 47129-2025 FSC-klagomål.docx
@@ -1437,7 +1437,7 @@
     <w:r>
       <w:tab/>
       <w:tab/>
-      <w:t>2026-10-13</w:t>
+      <w:t>2026-10-14</w:t>
       <w:br/>
       <w:br/>
     </w:r>

--- a/klagomål/A 47129-2025 FSC-klagomål.docx
+++ b/klagomål/A 47129-2025 FSC-klagomål.docx
@@ -1437,7 +1437,7 @@
     <w:r>
       <w:tab/>
       <w:tab/>
-      <w:t>2026-10-14</w:t>
+      <w:t>2026-10-15</w:t>
       <w:br/>
       <w:br/>
     </w:r>

--- a/klagomål/A 47129-2025 FSC-klagomål.docx
+++ b/klagomål/A 47129-2025 FSC-klagomål.docx
@@ -1437,7 +1437,7 @@
     <w:r>
       <w:tab/>
       <w:tab/>
-      <w:t>2026-10-15</w:t>
+      <w:t>2026-10-16</w:t>
       <w:br/>
       <w:br/>
     </w:r>

--- a/klagomål/A 47129-2025 FSC-klagomål.docx
+++ b/klagomål/A 47129-2025 FSC-klagomål.docx
@@ -1437,7 +1437,7 @@
     <w:r>
       <w:tab/>
       <w:tab/>
-      <w:t>2026-10-16</w:t>
+      <w:t>2026-10-17</w:t>
       <w:br/>
       <w:br/>
     </w:r>

--- a/klagomål/A 47129-2025 FSC-klagomål.docx
+++ b/klagomål/A 47129-2025 FSC-klagomål.docx
@@ -1437,7 +1437,7 @@
     <w:r>
       <w:tab/>
       <w:tab/>
-      <w:t>2026-10-17</w:t>
+      <w:t>2026-10-18</w:t>
       <w:br/>
       <w:br/>
     </w:r>

--- a/klagomål/A 47129-2025 FSC-klagomål.docx
+++ b/klagomål/A 47129-2025 FSC-klagomål.docx
@@ -1437,7 +1437,7 @@
     <w:r>
       <w:tab/>
       <w:tab/>
-      <w:t>2026-10-18</w:t>
+      <w:t>2026-10-19</w:t>
       <w:br/>
       <w:br/>
     </w:r>

--- a/klagomål/A 47129-2025 FSC-klagomål.docx
+++ b/klagomål/A 47129-2025 FSC-klagomål.docx
@@ -178,7 +178,7 @@
       <w:r>
         <w:drawing>
           <wp:inline xmlns:a="http://schemas.openxmlformats.org/drawingml/2006/main" xmlns:pic="http://schemas.openxmlformats.org/drawingml/2006/picture">
-            <wp:extent cx="5486400" cy="3082565"/>
+            <wp:extent cx="5486400" cy="3199457"/>
             <wp:docPr id="1" name="Picture 1"/>
             <wp:cNvGraphicFramePr>
               <a:graphicFrameLocks noChangeAspect="1"/>
@@ -199,7 +199,7 @@
                   <pic:spPr>
                     <a:xfrm>
                       <a:off x="0" y="0"/>
-                      <a:ext cx="5486400" cy="3082565"/>
+                      <a:ext cx="5486400" cy="3199457"/>
                     </a:xfrm>
                     <a:prstGeom prst="rect"/>
                   </pic:spPr>
@@ -221,7 +221,7 @@
     </w:p>
     <w:p>
       <w:r>
-        <w:t>I och inom 25 meter från avverkningsanmälan finns fynd av 7 naturvårdsarter, varav 4 är rödlistade, 4 är fridlysta, 6 är typiska (T) och 1 är signalart (S): knärot (VU, T, §8), lädervaxing (NT), tretåig hackspett (NT, T, §4), ullticka (NT, T), grönpyrola (S, T), gråsiska (T, §4) och järpe (T, §4). Se Figur 1.</w:t>
+        <w:t>I och inom 25 meter från avverkningsanmälan finns fynd av 8 naturvårdsarter, varav 5 är rödlistade, 4 är fridlysta, 7 är typiska (T) och 1 är signalart (S): knärot (VU, T, §8), lädervaxing (NT), rynkskinn (NT, T), tretåig hackspett (NT, T, §4), ullticka (NT, T), grönpyrola (S, T), gråsiska (T, §4) och järpe (T, §4). Se Figur 1.</w:t>
       </w:r>
     </w:p>
     <w:p>
@@ -352,6 +352,35 @@
         <w:rPr>
           <w:b/>
         </w:rPr>
+        <w:t>Rynkskinn (NT)</w:t>
+      </w:r>
+      <w:r>
+        <w:t xml:space="preserve"> är en vednedbrytare som växer på grova granlågor och ingår i en karaktäristisk association av vedsvampar knutna till urskogsartade barrskogar. Den har klassificerats som en “urskogsindikator” och är placerad i toppen av Skogsstyrelsens värdepyramid för bedömning av skog med höga naturvärden. Allt tyder på att rynkskinn är mycket känslig för skogliga ingrepp och lokalerna, som oftast har höga biologiska kvaliteter, bör lämnas till fri utveckling. Rynkskinn är typisk art för </w:t>
+      </w:r>
+      <w:r>
+        <w:rPr>
+          <w:i/>
+        </w:rPr>
+        <w:t xml:space="preserve">9010 Taiga, 9050 Näringsrik granskog </w:t>
+      </w:r>
+      <w:r>
+        <w:t>och</w:t>
+      </w:r>
+      <w:r>
+        <w:rPr>
+          <w:i/>
+        </w:rPr>
+        <w:t xml:space="preserve"> 9030 Landhöjningsskog</w:t>
+      </w:r>
+      <w:r>
+        <w:t xml:space="preserve"> (Nitare &amp; Skogsstyrelsen, 2019; SLU Artdatabanken, 2026).</w:t>
+      </w:r>
+    </w:p>
+    <w:p>
+      <w:r>
+        <w:rPr>
+          <w:b/>
+        </w:rPr>
         <w:t>Tretåig hackspett (NT, §4)</w:t>
       </w:r>
       <w:r>
@@ -616,7 +645,7 @@
         <w:rPr>
           <w:i/>
         </w:rPr>
-        <w:t>I det avverkningsanmälda skogsområdet har 7 naturvårdsarter varav 4 rödlistade arter sina livsmiljöer och växtplatser.</w:t>
+        <w:t>I det avverkningsanmälda skogsområdet har 8 naturvårdsarter varav 5 rödlistade arter sina livsmiljöer och växtplatser.</w:t>
       </w:r>
     </w:p>
     <w:p>
@@ -1437,7 +1466,7 @@
     <w:r>
       <w:tab/>
       <w:tab/>
-      <w:t>2026-10-19</w:t>
+      <w:t>2026-10-20</w:t>
       <w:br/>
       <w:br/>
     </w:r>

--- a/klagomål/A 47129-2025 FSC-klagomål.docx
+++ b/klagomål/A 47129-2025 FSC-klagomål.docx
@@ -1466,7 +1466,7 @@
     <w:r>
       <w:tab/>
       <w:tab/>
-      <w:t>2026-10-20</w:t>
+      <w:t>2026-10-21</w:t>
       <w:br/>
       <w:br/>
     </w:r>

--- a/klagomål/A 47129-2025 FSC-klagomål.docx
+++ b/klagomål/A 47129-2025 FSC-klagomål.docx
@@ -1466,7 +1466,7 @@
     <w:r>
       <w:tab/>
       <w:tab/>
-      <w:t>2026-10-21</w:t>
+      <w:t>2026-10-22</w:t>
       <w:br/>
       <w:br/>
     </w:r>

--- a/klagomål/A 47129-2025 FSC-klagomål.docx
+++ b/klagomål/A 47129-2025 FSC-klagomål.docx
@@ -1466,7 +1466,7 @@
     <w:r>
       <w:tab/>
       <w:tab/>
-      <w:t>2026-10-22</w:t>
+      <w:t>2026-10-23</w:t>
       <w:br/>
       <w:br/>
     </w:r>

--- a/klagomål/A 47129-2025 FSC-klagomål.docx
+++ b/klagomål/A 47129-2025 FSC-klagomål.docx
@@ -1466,7 +1466,7 @@
     <w:r>
       <w:tab/>
       <w:tab/>
-      <w:t>2026-10-23</w:t>
+      <w:t>2026-10-24</w:t>
       <w:br/>
       <w:br/>
     </w:r>

--- a/klagomål/A 47129-2025 FSC-klagomål.docx
+++ b/klagomål/A 47129-2025 FSC-klagomål.docx
@@ -1466,7 +1466,7 @@
     <w:r>
       <w:tab/>
       <w:tab/>
-      <w:t>2026-10-24</w:t>
+      <w:t>2026-10-25</w:t>
       <w:br/>
       <w:br/>
     </w:r>

--- a/klagomål/A 47129-2025 FSC-klagomål.docx
+++ b/klagomål/A 47129-2025 FSC-klagomål.docx
@@ -1466,7 +1466,7 @@
     <w:r>
       <w:tab/>
       <w:tab/>
-      <w:t>2026-10-25</w:t>
+      <w:t>2026-10-26</w:t>
       <w:br/>
       <w:br/>
     </w:r>

--- a/klagomål/A 47129-2025 FSC-klagomål.docx
+++ b/klagomål/A 47129-2025 FSC-klagomål.docx
@@ -1466,7 +1466,7 @@
     <w:r>
       <w:tab/>
       <w:tab/>
-      <w:t>2026-10-26</w:t>
+      <w:t>2026-10-27</w:t>
       <w:br/>
       <w:br/>
     </w:r>

--- a/klagomål/A 47129-2025 FSC-klagomål.docx
+++ b/klagomål/A 47129-2025 FSC-klagomål.docx
@@ -1466,7 +1466,7 @@
     <w:r>
       <w:tab/>
       <w:tab/>
-      <w:t>2026-10-27</w:t>
+      <w:t>2026-10-28</w:t>
       <w:br/>
       <w:br/>
     </w:r>

--- a/klagomål/A 47129-2025 FSC-klagomål.docx
+++ b/klagomål/A 47129-2025 FSC-klagomål.docx
@@ -1466,7 +1466,7 @@
     <w:r>
       <w:tab/>
       <w:tab/>
-      <w:t>2026-10-28</w:t>
+      <w:t>2026-10-29</w:t>
       <w:br/>
       <w:br/>
     </w:r>

--- a/klagomål/A 47129-2025 FSC-klagomål.docx
+++ b/klagomål/A 47129-2025 FSC-klagomål.docx
@@ -1466,7 +1466,7 @@
     <w:r>
       <w:tab/>
       <w:tab/>
-      <w:t>2026-10-29</w:t>
+      <w:t>2026-10-31</w:t>
       <w:br/>
       <w:br/>
     </w:r>
